--- a/assets/resources/downloads/scripts-objection-conversation.docx
+++ b/assets/resources/downloads/scripts-objection-conversation.docx
@@ -483,7 +483,7 @@
                 <w:sz w:val="18"/>
                 <w:szCs w:val="18"/>
               </w:rPr>
-              <w:t xml:space="preserve">Good — most teams your size do.</w:t>
+              <w:t xml:space="preserve">That makes sense.</w:t>
             </w:r>
           </w:p>
         </w:tc>
